--- a/JsWs/apps/docs-converter/ayran-docs-converter-cmd/AyranDocsConverter/test/output.docx
+++ b/JsWs/apps/docs-converter/ayran-docs-converter-cmd/AyranDocsConverter/test/output.docx
@@ -4,49 +4,312 @@
   <w:body>
     <w:p>
       <w:pPr>
-        <w:pStyle w:val="Heading1"/>
-        <w:bidi w:val="0"/>
-        <w:spacing w:before="240" w:after="120"/>
-        <w:jc w:val="start"/>
-        <w:rPr/>
-      </w:pPr>
-      <w:r>
-        <w:rPr/>
-        <w:t>asdfasdfasfd</w:t>
-      </w:r>
-    </w:p>
-    <w:p>
-      <w:pPr>
-        <w:pStyle w:val="Heading2"/>
+        <w:pStyle w:val="Normal"/>
         <w:bidi w:val="0"/>
         <w:jc w:val="start"/>
         <w:rPr/>
       </w:pPr>
       <w:r>
         <w:rPr/>
-        <w:t>qwerqwerqwer</w:t>
-      </w:r>
-    </w:p>
-    <w:p>
-      <w:pPr>
-        <w:pStyle w:val="BodyText"/>
-        <w:bidi w:val="0"/>
-        <w:spacing w:before="0" w:after="140"/>
-        <w:jc w:val="start"/>
-        <w:rPr/>
-      </w:pPr>
-      <w:r>
-        <w:rPr/>
-        <w:t>zxcpvoizxcvyzxocvuyzxcv</w:t>
+        <mc:AlternateContent>
+          <mc:Choice Requires="wps">
+            <w:drawing>
+              <wp:anchor behindDoc="1" distT="0" distB="0" distL="0" distR="0" simplePos="0" locked="0" layoutInCell="0" allowOverlap="1" relativeHeight="2">
+                <wp:simplePos x="0" y="0"/>
+                <wp:positionH relativeFrom="column">
+                  <wp:posOffset>428625</wp:posOffset>
+                </wp:positionH>
+                <wp:positionV relativeFrom="paragraph">
+                  <wp:posOffset>433070</wp:posOffset>
+                </wp:positionV>
+                <wp:extent cx="1627505" cy="351155"/>
+                <wp:effectExtent l="0" t="0" r="0" b="0"/>
+                <wp:wrapSquare wrapText="bothSides"/>
+                <wp:docPr id="1" name="Shape1"/>
+                <a:graphic xmlns:a="http://schemas.openxmlformats.org/drawingml/2006/main">
+                  <a:graphicData uri="http://schemas.microsoft.com/office/word/2010/wordprocessingShape">
+                    <wps:wsp>
+                      <wps:cNvSpPr txBox="1"/>
+                      <wps:spPr>
+                        <a:xfrm>
+                          <a:off x="0" y="0"/>
+                          <a:ext cx="1627560" cy="351000"/>
+                        </a:xfrm>
+                        <a:prstGeom prst="rect">
+                          <a:avLst/>
+                        </a:prstGeom>
+                        <a:noFill/>
+                        <a:ln w="0">
+                          <a:noFill/>
+                        </a:ln>
+                      </wps:spPr>
+                      <wps:txbx>
+                        <w:txbxContent>
+                          <w:p>
+                            <w:pPr>
+                              <w:overflowPunct w:val="false"/>
+                              <w:bidi w:val="0"/>
+                              <w:rPr/>
+                            </w:pPr>
+                            <w:r>
+                              <w:rPr>
+                                <w:sz w:val="48"/>
+                                <w:b/>
+                                <w:szCs w:val="48"/>
+                                <w:bCs/>
+                                <w:rFonts w:ascii="TimesNewRoman" w:hAnsi="TimesNewRoman" w:eastAsia="TimesNewRoman" w:cs="TimesNewRoman"/>
+                                <w:color w:val="000000"/>
+                              </w:rPr>
+                              <w:t>asdfasdfasfd</w:t>
+                            </w:r>
+                          </w:p>
+                        </w:txbxContent>
+                      </wps:txbx>
+                      <wps:bodyPr wrap="square" lIns="0" rIns="0" tIns="0" bIns="0" anchor="t">
+                        <a:noAutofit/>
+                      </wps:bodyPr>
+                    </wps:wsp>
+                  </a:graphicData>
+                </a:graphic>
+              </wp:anchor>
+            </w:drawing>
+          </mc:Choice>
+          <mc:Fallback>
+            <w:pict>
+              <v:shapetype id="_x0000_t202" coordsize="21600,21600" o:spt="202" path="m,l,21600l21600,21600l21600,xe">
+                <v:stroke joinstyle="miter"/>
+                <v:path gradientshapeok="t" o:connecttype="rect"/>
+              </v:shapetype>
+              <v:shape id="shape_0" ID="Shape1" stroked="f" o:allowincell="f" style="position:absolute;margin-left:33.75pt;margin-top:34.1pt;width:128.1pt;height:27.6pt;mso-wrap-style:none;v-text-anchor:top" type="_x0000_t202">
+                <v:textbox>
+                  <w:txbxContent>
+                    <w:p>
+                      <w:pPr>
+                        <w:overflowPunct w:val="false"/>
+                        <w:bidi w:val="0"/>
+                        <w:rPr/>
+                      </w:pPr>
+                      <w:r>
+                        <w:rPr>
+                          <w:sz w:val="48"/>
+                          <w:b/>
+                          <w:szCs w:val="48"/>
+                          <w:bCs/>
+                          <w:rFonts w:ascii="TimesNewRoman" w:hAnsi="TimesNewRoman" w:eastAsia="TimesNewRoman" w:cs="TimesNewRoman"/>
+                          <w:color w:val="000000"/>
+                        </w:rPr>
+                        <w:t>asdfasdfasfd</w:t>
+                      </w:r>
+                    </w:p>
+                  </w:txbxContent>
+                </v:textbox>
+                <v:fill o:detectmouseclick="t" on="false"/>
+                <v:stroke color="#3465a4" joinstyle="round" endcap="flat"/>
+                <w10:wrap type="square"/>
+              </v:shape>
+            </w:pict>
+          </mc:Fallback>
+        </mc:AlternateContent>
+        <mc:AlternateContent>
+          <mc:Choice Requires="wps">
+            <w:drawing>
+              <wp:anchor behindDoc="1" distT="0" distB="0" distL="0" distR="0" simplePos="0" locked="0" layoutInCell="0" allowOverlap="1" relativeHeight="3">
+                <wp:simplePos x="0" y="0"/>
+                <wp:positionH relativeFrom="column">
+                  <wp:posOffset>428625</wp:posOffset>
+                </wp:positionH>
+                <wp:positionV relativeFrom="paragraph">
+                  <wp:posOffset>977265</wp:posOffset>
+                </wp:positionV>
+                <wp:extent cx="1478280" cy="263525"/>
+                <wp:effectExtent l="0" t="0" r="0" b="0"/>
+                <wp:wrapSquare wrapText="bothSides"/>
+                <wp:docPr id="2" name="Shape2"/>
+                <a:graphic xmlns:a="http://schemas.openxmlformats.org/drawingml/2006/main">
+                  <a:graphicData uri="http://schemas.microsoft.com/office/word/2010/wordprocessingShape">
+                    <wps:wsp>
+                      <wps:cNvSpPr txBox="1"/>
+                      <wps:spPr>
+                        <a:xfrm>
+                          <a:off x="0" y="0"/>
+                          <a:ext cx="1478160" cy="263520"/>
+                        </a:xfrm>
+                        <a:prstGeom prst="rect">
+                          <a:avLst/>
+                        </a:prstGeom>
+                        <a:noFill/>
+                        <a:ln w="0">
+                          <a:noFill/>
+                        </a:ln>
+                      </wps:spPr>
+                      <wps:txbx>
+                        <w:txbxContent>
+                          <w:p>
+                            <w:pPr>
+                              <w:overflowPunct w:val="false"/>
+                              <w:bidi w:val="0"/>
+                              <w:rPr/>
+                            </w:pPr>
+                            <w:r>
+                              <w:rPr>
+                                <w:sz w:val="36"/>
+                                <w:b/>
+                                <w:szCs w:val="36"/>
+                                <w:bCs/>
+                                <w:rFonts w:ascii="TimesNewRoman" w:hAnsi="TimesNewRoman" w:eastAsia="TimesNewRoman" w:cs="TimesNewRoman"/>
+                                <w:color w:val="000000"/>
+                              </w:rPr>
+                              <w:t>qwerqwerqwer</w:t>
+                            </w:r>
+                          </w:p>
+                        </w:txbxContent>
+                      </wps:txbx>
+                      <wps:bodyPr wrap="square" lIns="0" rIns="0" tIns="0" bIns="0" anchor="t">
+                        <a:noAutofit/>
+                      </wps:bodyPr>
+                    </wps:wsp>
+                  </a:graphicData>
+                </a:graphic>
+              </wp:anchor>
+            </w:drawing>
+          </mc:Choice>
+          <mc:Fallback>
+            <w:pict>
+              <v:shape id="shape_0" ID="Shape2" stroked="f" o:allowincell="f" style="position:absolute;margin-left:33.75pt;margin-top:76.95pt;width:116.35pt;height:20.7pt;mso-wrap-style:none;v-text-anchor:top" type="_x0000_t202">
+                <v:textbox>
+                  <w:txbxContent>
+                    <w:p>
+                      <w:pPr>
+                        <w:overflowPunct w:val="false"/>
+                        <w:bidi w:val="0"/>
+                        <w:rPr/>
+                      </w:pPr>
+                      <w:r>
+                        <w:rPr>
+                          <w:sz w:val="36"/>
+                          <w:b/>
+                          <w:szCs w:val="36"/>
+                          <w:bCs/>
+                          <w:rFonts w:ascii="TimesNewRoman" w:hAnsi="TimesNewRoman" w:eastAsia="TimesNewRoman" w:cs="TimesNewRoman"/>
+                          <w:color w:val="000000"/>
+                        </w:rPr>
+                        <w:t>qwerqwerqwer</w:t>
+                      </w:r>
+                    </w:p>
+                  </w:txbxContent>
+                </v:textbox>
+                <v:fill o:detectmouseclick="t" on="false"/>
+                <v:stroke color="#3465a4" joinstyle="round" endcap="flat"/>
+                <w10:wrap type="square"/>
+              </v:shape>
+            </w:pict>
+          </mc:Fallback>
+        </mc:AlternateContent>
+        <mc:AlternateContent>
+          <mc:Choice Requires="wps">
+            <w:drawing>
+              <wp:anchor behindDoc="1" distT="0" distB="0" distL="0" distR="0" simplePos="0" locked="0" layoutInCell="0" allowOverlap="1" relativeHeight="4">
+                <wp:simplePos x="0" y="0"/>
+                <wp:positionH relativeFrom="column">
+                  <wp:posOffset>428625</wp:posOffset>
+                </wp:positionH>
+                <wp:positionV relativeFrom="paragraph">
+                  <wp:posOffset>1426210</wp:posOffset>
+                </wp:positionV>
+                <wp:extent cx="1651635" cy="175895"/>
+                <wp:effectExtent l="0" t="0" r="0" b="0"/>
+                <wp:wrapSquare wrapText="bothSides"/>
+                <wp:docPr id="3" name="Shape3"/>
+                <a:graphic xmlns:a="http://schemas.openxmlformats.org/drawingml/2006/main">
+                  <a:graphicData uri="http://schemas.microsoft.com/office/word/2010/wordprocessingShape">
+                    <wps:wsp>
+                      <wps:cNvSpPr txBox="1"/>
+                      <wps:spPr>
+                        <a:xfrm>
+                          <a:off x="0" y="0"/>
+                          <a:ext cx="1651680" cy="176040"/>
+                        </a:xfrm>
+                        <a:prstGeom prst="rect">
+                          <a:avLst/>
+                        </a:prstGeom>
+                        <a:noFill/>
+                        <a:ln w="0">
+                          <a:noFill/>
+                        </a:ln>
+                      </wps:spPr>
+                      <wps:txbx>
+                        <w:txbxContent>
+                          <w:p>
+                            <w:pPr>
+                              <w:overflowPunct w:val="false"/>
+                              <w:bidi w:val="0"/>
+                              <w:rPr/>
+                            </w:pPr>
+                            <w:r>
+                              <w:rPr>
+                                <w:sz w:val="24"/>
+                                <w:b w:val="false"/>
+                                <w:szCs w:val="24"/>
+                                <w:bCs w:val="false"/>
+                                <w:rFonts w:ascii="TimesNewRoman" w:hAnsi="TimesNewRoman" w:eastAsia="TimesNewRoman" w:cs="TimesNewRoman"/>
+                                <w:color w:val="000000"/>
+                              </w:rPr>
+                              <w:t>zxcpvoizxcvyzxocvuyzxcv</w:t>
+                            </w:r>
+                          </w:p>
+                        </w:txbxContent>
+                      </wps:txbx>
+                      <wps:bodyPr wrap="square" lIns="0" rIns="0" tIns="0" bIns="0" anchor="t">
+                        <a:noAutofit/>
+                      </wps:bodyPr>
+                    </wps:wsp>
+                  </a:graphicData>
+                </a:graphic>
+              </wp:anchor>
+            </w:drawing>
+          </mc:Choice>
+          <mc:Fallback>
+            <w:pict>
+              <v:shape id="shape_0" ID="Shape3" stroked="f" o:allowincell="f" style="position:absolute;margin-left:33.75pt;margin-top:112.3pt;width:130pt;height:13.8pt;mso-wrap-style:none;v-text-anchor:top" type="_x0000_t202">
+                <v:textbox>
+                  <w:txbxContent>
+                    <w:p>
+                      <w:pPr>
+                        <w:overflowPunct w:val="false"/>
+                        <w:bidi w:val="0"/>
+                        <w:rPr/>
+                      </w:pPr>
+                      <w:r>
+                        <w:rPr>
+                          <w:sz w:val="24"/>
+                          <w:b w:val="false"/>
+                          <w:szCs w:val="24"/>
+                          <w:bCs w:val="false"/>
+                          <w:rFonts w:ascii="TimesNewRoman" w:hAnsi="TimesNewRoman" w:eastAsia="TimesNewRoman" w:cs="TimesNewRoman"/>
+                          <w:color w:val="000000"/>
+                        </w:rPr>
+                        <w:t>zxcpvoizxcvyzxocvuyzxcv</w:t>
+                      </w:r>
+                    </w:p>
+                  </w:txbxContent>
+                </v:textbox>
+                <v:fill o:detectmouseclick="t" on="false"/>
+                <v:stroke color="#3465a4" joinstyle="round" endcap="flat"/>
+                <w10:wrap type="square"/>
+              </v:shape>
+            </w:pict>
+          </mc:Fallback>
+        </mc:AlternateContent>
       </w:r>
     </w:p>
     <w:sectPr>
       <w:type w:val="nextPage"/>
       <w:pgSz w:w="12240" w:h="15840"/>
-      <w:pgMar w:left="1134" w:right="567" w:gutter="0" w:header="0" w:top="567" w:footer="0" w:bottom="567"/>
+      <w:pgMar w:left="567" w:right="567" w:gutter="0" w:header="0" w:top="567" w:footer="0" w:bottom="567"/>
       <w:pgNumType w:fmt="decimal"/>
       <w:formProt w:val="false"/>
       <w:textDirection w:val="lrTb"/>
+      <w:docGrid w:type="default" w:linePitch="600" w:charSpace="32768"/>
     </w:sectPr>
   </w:body>
 </w:document>
@@ -58,6 +321,7 @@
     <w:rPrDefault>
       <w:rPr>
         <w:rFonts w:ascii="Liberation Serif" w:hAnsi="Liberation Serif" w:eastAsia="NSimSun" w:cs="Lucida Sans"/>
+        <w:kern w:val="2"/>
         <w:sz w:val="24"/>
         <w:szCs w:val="24"/>
         <w:lang w:val="en-US" w:eastAsia="zh-CN" w:bidi="hi-IN"/>
@@ -79,43 +343,10 @@
     <w:rPr>
       <w:rFonts w:ascii="Liberation Serif" w:hAnsi="Liberation Serif" w:eastAsia="NSimSun" w:cs="Lucida Sans"/>
       <w:color w:val="auto"/>
+      <w:kern w:val="2"/>
       <w:sz w:val="24"/>
       <w:szCs w:val="24"/>
       <w:lang w:val="en-US" w:eastAsia="zh-CN" w:bidi="hi-IN"/>
-    </w:rPr>
-  </w:style>
-  <w:style w:type="paragraph" w:styleId="Heading1">
-    <w:name w:val="heading 1"/>
-    <w:basedOn w:val="Heading"/>
-    <w:next w:val="BodyText"/>
-    <w:qFormat/>
-    <w:pPr>
-      <w:spacing w:before="240" w:after="120"/>
-      <w:outlineLvl w:val="0"/>
-    </w:pPr>
-    <w:rPr>
-      <w:rFonts w:ascii="Liberation Serif" w:hAnsi="Liberation Serif" w:eastAsia="NSimSun" w:cs="Lucida Sans"/>
-      <w:b/>
-      <w:bCs/>
-      <w:sz w:val="48"/>
-      <w:szCs w:val="48"/>
-    </w:rPr>
-  </w:style>
-  <w:style w:type="paragraph" w:styleId="Heading2">
-    <w:name w:val="heading 2"/>
-    <w:basedOn w:val="Heading"/>
-    <w:next w:val="BodyText"/>
-    <w:qFormat/>
-    <w:pPr>
-      <w:spacing w:before="200" w:after="120"/>
-      <w:outlineLvl w:val="1"/>
-    </w:pPr>
-    <w:rPr>
-      <w:rFonts w:ascii="Liberation Serif" w:hAnsi="Liberation Serif" w:eastAsia="NSimSun" w:cs="Lucida Sans"/>
-      <w:b/>
-      <w:bCs/>
-      <w:sz w:val="36"/>
-      <w:szCs w:val="36"/>
     </w:rPr>
   </w:style>
   <w:style w:type="paragraph" w:styleId="Heading">
